--- a/docs/publications/aan-training-program/AAN_Vendor_Training_Catalog.docx
+++ b/docs/publications/aan-training-program/AAN_Vendor_Training_Catalog.docx
@@ -120,7 +120,7 @@
         <w:rPr>
           <w:sz w:val="22"/>
         </w:rPr>
-        <w:t>Each track module points at a section here. Certifications are listed where a role-based cert is the natural packaging of the training; free learning-path options are noted where they exist. "Books" columns refer to the 15-book corpus.</w:t>
+        <w:t>Each track module points at a section here. Certifications are listed where a role-based cert is the natural packaging of the training; free learning-path options are noted where they exist. "Books" columns refer to the 17-book corpus.</w:t>
       </w:r>
     </w:p>
     <w:p>
@@ -2078,7 +2078,7 @@
               <w:rPr>
                 <w:sz w:val="18"/>
               </w:rPr>
-              <w:t>07, 08, 10</w:t>
+              <w:t>07, 08, 10, 15</w:t>
             </w:r>
           </w:p>
         </w:tc>
@@ -2413,7 +2413,7 @@
               <w:rPr>
                 <w:sz w:val="18"/>
               </w:rPr>
-              <w:t>08, 10, 11</w:t>
+              <w:t>08, 10, 11, 15</w:t>
             </w:r>
           </w:p>
         </w:tc>
@@ -2529,7 +2529,7 @@
               <w:rPr>
                 <w:sz w:val="18"/>
               </w:rPr>
-              <w:t>00, 12, 13</w:t>
+              <w:t>00, 12, 13, 16</w:t>
             </w:r>
           </w:p>
         </w:tc>
@@ -2587,7 +2587,7 @@
               <w:rPr>
                 <w:sz w:val="18"/>
               </w:rPr>
-              <w:t>13</w:t>
+              <w:t>13, 15</w:t>
             </w:r>
           </w:p>
         </w:tc>
@@ -3034,6 +3034,24 @@
     </w:p>
     <w:p>
       <w:pPr>
+        <w:pStyle w:val="ListBullet"/>
+      </w:pPr>
+      <w:r>
+        <w:rPr>
+          <w:b/>
+          <w:sz w:val="22"/>
+        </w:rPr>
+        <w:t>Security-awareness platforms (KnowBe4, Proofpoint)</w:t>
+      </w:r>
+      <w:r>
+        <w:rPr>
+          <w:sz w:val="22"/>
+        </w:rPr>
+        <w:t xml:space="preserve"> — Book 15 names them in its delivery trade-space; verify their training/academy portals and GCC suitability before adding rows.</w:t>
+      </w:r>
+    </w:p>
+    <w:p>
+      <w:pPr>
         <w:spacing w:before="80" w:after="80"/>
       </w:pPr>
       <w:r>

--- a/docs/publications/aan-training-program/AAN_Vendor_Training_Catalog.docx
+++ b/docs/publications/aan-training-program/AAN_Vendor_Training_Catalog.docx
@@ -20,7 +20,7 @@
           <w:color w:val="5A5A5A"/>
           <w:sz w:val="24"/>
         </w:rPr>
-        <w:t>Existing external training mapped to the 15 AAN books — a living, research-driven catalog</w:t>
+        <w:t>Existing external training mapped to the 20 AAN books — a living, research-driven catalog</w:t>
       </w:r>
     </w:p>
     <w:p>
@@ -120,7 +120,7 @@
         <w:rPr>
           <w:sz w:val="22"/>
         </w:rPr>
-        <w:t>Each track module points at a section here. Certifications are listed where a role-based cert is the natural packaging of the training; free learning-path options are noted where they exist. "Books" columns refer to the 17-book corpus.</w:t>
+        <w:t>Each track module points at a section here. Certifications are listed where a role-based cert is the natural packaging of the training; free learning-path options are noted where they exist. "Books" columns refer to the 20-book corpus.</w:t>
       </w:r>
     </w:p>
     <w:p>
@@ -274,7 +274,7 @@
               <w:rPr>
                 <w:sz w:val="18"/>
               </w:rPr>
-              <w:t>01, 02, 06</w:t>
+              <w:t>01, 05, 09</w:t>
             </w:r>
           </w:p>
         </w:tc>
@@ -288,7 +288,7 @@
               <w:rPr>
                 <w:sz w:val="18"/>
               </w:rPr>
-              <w:t>Landing-zone networking, hybrid connectivity, private access — the Azure half of Books 01/02</w:t>
+              <w:t>Landing-zone networking, hybrid connectivity, private access — the Azure half of Books 01/05</w:t>
             </w:r>
           </w:p>
         </w:tc>
@@ -332,7 +332,7 @@
               <w:rPr>
                 <w:sz w:val="18"/>
               </w:rPr>
-              <w:t>03, 04, 07</w:t>
+              <w:t>03, 04, 06, 07, 10</w:t>
             </w:r>
           </w:p>
         </w:tc>
@@ -346,7 +346,7 @@
               <w:rPr>
                 <w:sz w:val="18"/>
               </w:rPr>
-              <w:t>Entra ID, conditional access, PIM — the identity spine of the corpus</w:t>
+              <w:t>Entra ID, conditional access, PIM, lifecycle workflows — the identity spine of the corpus, incl. Book 03's CBA/phishing-resistant MFA and Book 04's provisioning</w:t>
             </w:r>
           </w:p>
         </w:tc>
@@ -390,7 +390,7 @@
               <w:rPr>
                 <w:sz w:val="18"/>
               </w:rPr>
-              <w:t>08, 10</w:t>
+              <w:t>11, 13</w:t>
             </w:r>
           </w:p>
         </w:tc>
@@ -404,7 +404,7 @@
               <w:rPr>
                 <w:sz w:val="18"/>
               </w:rPr>
-              <w:t>Sentinel + Defender XDR detection engineering (Book 10) and Defender VM (Book 08)</w:t>
+              <w:t>Sentinel + Defender XDR detection engineering (Book 13) and Defender VM (Book 11)</w:t>
             </w:r>
           </w:p>
         </w:tc>
@@ -448,7 +448,7 @@
               <w:rPr>
                 <w:sz w:val="18"/>
               </w:rPr>
-              <w:t>09, 14</w:t>
+              <w:t>12, 17</w:t>
             </w:r>
           </w:p>
         </w:tc>
@@ -462,7 +462,7 @@
               <w:rPr>
                 <w:sz w:val="18"/>
               </w:rPr>
-              <w:t>Purview information protection, DLP, insider risk — Books 09/14 (successor to the retired SC-400)</w:t>
+              <w:t>Purview information protection, DLP, insider risk — Books 12/17 (successor to the retired SC-400)</w:t>
             </w:r>
           </w:p>
         </w:tc>
@@ -506,7 +506,7 @@
               <w:rPr>
                 <w:sz w:val="18"/>
               </w:rPr>
-              <w:t>04, 05, 06</w:t>
+              <w:t>07, 08, 09</w:t>
             </w:r>
           </w:p>
         </w:tc>
@@ -564,7 +564,7 @@
               <w:rPr>
                 <w:sz w:val="18"/>
               </w:rPr>
-              <w:t>07, 09</w:t>
+              <w:t>03, 10, 12</w:t>
             </w:r>
           </w:p>
         </w:tc>
@@ -578,7 +578,7 @@
               <w:rPr>
                 <w:sz w:val="18"/>
               </w:rPr>
-              <w:t>Key Vault, CMK, platform security controls</w:t>
+              <w:t>Key Vault, CMK, workload identity, platform security controls</w:t>
             </w:r>
           </w:p>
         </w:tc>
@@ -622,7 +622,7 @@
               <w:rPr>
                 <w:sz w:val="18"/>
               </w:rPr>
-              <w:t>00, 13</w:t>
+              <w:t>00, 16</w:t>
             </w:r>
           </w:p>
         </w:tc>
@@ -636,7 +636,7 @@
               <w:rPr>
                 <w:sz w:val="18"/>
               </w:rPr>
-              <w:t>Whole-of-estate security architecture — the Book 00/13 leadership view</w:t>
+              <w:t>Whole-of-estate security architecture — the Book 00/16 leadership view</w:t>
             </w:r>
           </w:p>
         </w:tc>
@@ -841,7 +841,7 @@
               <w:rPr>
                 <w:sz w:val="18"/>
               </w:rPr>
-              <w:t>02</w:t>
+              <w:t>02, 05</w:t>
             </w:r>
           </w:p>
         </w:tc>
@@ -855,7 +855,7 @@
               <w:rPr>
                 <w:sz w:val="18"/>
               </w:rPr>
-              <w:t>SD-WAN (ENSDWI-track content) and enterprise routing paths; subscription with free tiers</w:t>
+              <w:t>SD-WAN (ENSDWI-track content), ISE/802.1X NAC, and enterprise routing paths; subscription with free tiers</w:t>
             </w:r>
           </w:p>
         </w:tc>
@@ -899,7 +899,7 @@
               <w:rPr>
                 <w:sz w:val="18"/>
               </w:rPr>
-              <w:t>02, 03</w:t>
+              <w:t>02, 05, 06</w:t>
             </w:r>
           </w:p>
         </w:tc>
@@ -913,7 +913,7 @@
               <w:rPr>
                 <w:sz w:val="18"/>
               </w:rPr>
-              <w:t>Free foundational networking curriculum — good on-ramp for staff new to routing/switching</w:t>
+              <w:t>Free foundational networking curriculum incl. switching/802.1X basics — good on-ramp for staff new to routing/switching</w:t>
             </w:r>
           </w:p>
         </w:tc>
@@ -957,7 +957,7 @@
               <w:rPr>
                 <w:sz w:val="18"/>
               </w:rPr>
-              <w:t>02</w:t>
+              <w:t>05</w:t>
             </w:r>
           </w:p>
         </w:tc>
@@ -1131,7 +1131,7 @@
               <w:rPr>
                 <w:sz w:val="18"/>
               </w:rPr>
-              <w:t>00–02</w:t>
+              <w:t>00–05</w:t>
             </w:r>
           </w:p>
         </w:tc>
@@ -1292,7 +1292,7 @@
               <w:rPr>
                 <w:sz w:val="18"/>
               </w:rPr>
-              <w:t>03, 04, 07</w:t>
+              <w:t>03, 04, 06, 07, 10</w:t>
             </w:r>
           </w:p>
         </w:tc>
@@ -1306,7 +1306,7 @@
               <w:rPr>
                 <w:sz w:val="18"/>
               </w:rPr>
-              <w:t>Primary identity stack</w:t>
+              <w:t>Primary identity stack, incl. the Book 03 credential plane and Book 04 lifecycle provisioning</w:t>
             </w:r>
           </w:p>
         </w:tc>
@@ -1350,7 +1350,7 @@
               <w:rPr>
                 <w:sz w:val="18"/>
               </w:rPr>
-              <w:t>03</w:t>
+              <w:t>04, 06</w:t>
             </w:r>
           </w:p>
         </w:tc>
@@ -1364,7 +1364,7 @@
               <w:rPr>
                 <w:sz w:val="18"/>
               </w:rPr>
-              <w:t>Role-based identity-security training paths and certifications; relevant to the Non-Employee Risk Management boundary exception (ADR-059)</w:t>
+              <w:t>Role-based identity-security training paths and certifications — joiner-mover-leaver governance for Book 04's lifecycle; relevant to the Non-Employee Risk Management boundary exception (ADR-059)</w:t>
             </w:r>
           </w:p>
         </w:tc>
@@ -1408,7 +1408,7 @@
               <w:rPr>
                 <w:sz w:val="18"/>
               </w:rPr>
-              <w:t>02, 03</w:t>
+              <w:t>05, 06</w:t>
             </w:r>
           </w:p>
         </w:tc>
@@ -1422,7 +1422,7 @@
               <w:rPr>
                 <w:sz w:val="18"/>
               </w:rPr>
-              <w:t>Free NSE-track courses; SASE/ZTNA modules relevant to Books 02–03</w:t>
+              <w:t>Free NSE-track courses; SASE/ZTNA modules relevant to Books 05–06</w:t>
             </w:r>
           </w:p>
         </w:tc>
@@ -1466,7 +1466,7 @@
               <w:rPr>
                 <w:sz w:val="18"/>
               </w:rPr>
-              <w:t>02, 03</w:t>
+              <w:t>05, 06</w:t>
             </w:r>
           </w:p>
         </w:tc>
@@ -1524,7 +1524,7 @@
               <w:rPr>
                 <w:sz w:val="18"/>
               </w:rPr>
-              <w:t>02, 03</w:t>
+              <w:t>05, 06</w:t>
             </w:r>
           </w:p>
         </w:tc>
@@ -1582,7 +1582,7 @@
               <w:rPr>
                 <w:sz w:val="18"/>
               </w:rPr>
-              <w:t>02, 03</w:t>
+              <w:t>05, 06</w:t>
             </w:r>
           </w:p>
         </w:tc>
@@ -1743,7 +1743,7 @@
               <w:rPr>
                 <w:sz w:val="18"/>
               </w:rPr>
-              <w:t>04, 05, 06</w:t>
+              <w:t>07, 08, 09</w:t>
             </w:r>
           </w:p>
         </w:tc>
@@ -1904,7 +1904,7 @@
               <w:rPr>
                 <w:sz w:val="18"/>
               </w:rPr>
-              <w:t>08, 10</w:t>
+              <w:t>11, 13</w:t>
             </w:r>
           </w:p>
         </w:tc>
@@ -1962,7 +1962,7 @@
               <w:rPr>
                 <w:sz w:val="18"/>
               </w:rPr>
-              <w:t>10</w:t>
+              <w:t>13</w:t>
             </w:r>
           </w:p>
         </w:tc>
@@ -2020,7 +2020,7 @@
               <w:rPr>
                 <w:sz w:val="18"/>
               </w:rPr>
-              <w:t>10</w:t>
+              <w:t>13</w:t>
             </w:r>
           </w:p>
         </w:tc>
@@ -2078,7 +2078,7 @@
               <w:rPr>
                 <w:sz w:val="18"/>
               </w:rPr>
-              <w:t>07, 08, 10, 15</w:t>
+              <w:t>10, 11, 13, 18</w:t>
             </w:r>
           </w:p>
         </w:tc>
@@ -2136,7 +2136,7 @@
               <w:rPr>
                 <w:sz w:val="18"/>
               </w:rPr>
-              <w:t>00, 13</w:t>
+              <w:t>00, 16</w:t>
             </w:r>
           </w:p>
         </w:tc>
@@ -2194,7 +2194,7 @@
               <w:rPr>
                 <w:sz w:val="18"/>
               </w:rPr>
-              <w:t>08</w:t>
+              <w:t>11</w:t>
             </w:r>
           </w:p>
         </w:tc>
@@ -2252,7 +2252,7 @@
               <w:rPr>
                 <w:sz w:val="18"/>
               </w:rPr>
-              <w:t>08</w:t>
+              <w:t>11</w:t>
             </w:r>
           </w:p>
         </w:tc>
@@ -2413,7 +2413,7 @@
               <w:rPr>
                 <w:sz w:val="18"/>
               </w:rPr>
-              <w:t>08, 10, 11, 15</w:t>
+              <w:t>11, 13, 14, 18</w:t>
             </w:r>
           </w:p>
         </w:tc>
@@ -2471,7 +2471,7 @@
               <w:rPr>
                 <w:sz w:val="18"/>
               </w:rPr>
-              <w:t>08, 10, 11, 12</w:t>
+              <w:t>11, 13, 14, 15</w:t>
             </w:r>
           </w:p>
         </w:tc>
@@ -2529,7 +2529,7 @@
               <w:rPr>
                 <w:sz w:val="18"/>
               </w:rPr>
-              <w:t>00, 12, 13, 16</w:t>
+              <w:t>00, 15, 16, 19</w:t>
             </w:r>
           </w:p>
         </w:tc>
@@ -2587,7 +2587,7 @@
               <w:rPr>
                 <w:sz w:val="18"/>
               </w:rPr>
-              <w:t>13, 15</w:t>
+              <w:t>16, 18</w:t>
             </w:r>
           </w:p>
         </w:tc>
@@ -2645,7 +2645,7 @@
               <w:rPr>
                 <w:sz w:val="18"/>
               </w:rPr>
-              <w:t>02, 03</w:t>
+              <w:t>05, 06</w:t>
             </w:r>
           </w:p>
         </w:tc>
@@ -2659,7 +2659,7 @@
               <w:rPr>
                 <w:sz w:val="18"/>
               </w:rPr>
-              <w:t>Amazon Connect training for the N8NN contact-center exception in Books 02–03 (ADR-059 boundary exception)</w:t>
+              <w:t>Amazon Connect training for the N8NN contact-center exception in Books 05–06 (ADR-059 boundary exception)</w:t>
             </w:r>
           </w:p>
         </w:tc>
@@ -2703,7 +2703,7 @@
               <w:rPr>
                 <w:sz w:val="18"/>
               </w:rPr>
-              <w:t>12</w:t>
+              <w:t>15</w:t>
             </w:r>
           </w:p>
         </w:tc>
@@ -2717,7 +2717,7 @@
               <w:rPr>
                 <w:sz w:val="18"/>
               </w:rPr>
-              <w:t>Free courses incl. Developing Secure Software (LFD121) — supply-chain fundamentals for the Book 12 pipeline</w:t>
+              <w:t>Free courses incl. Developing Secure Software (LFD121) — supply-chain fundamentals for the Book 15 pipeline</w:t>
             </w:r>
           </w:p>
         </w:tc>
@@ -2761,7 +2761,7 @@
               <w:rPr>
                 <w:sz w:val="18"/>
               </w:rPr>
-              <w:t>12</w:t>
+              <w:t>15</w:t>
             </w:r>
           </w:p>
         </w:tc>
@@ -2775,7 +2775,7 @@
               <w:rPr>
                 <w:sz w:val="18"/>
               </w:rPr>
-              <w:t>Directly matches Book 12's Syft/SBOM/signing pipeline (CycloneDX, attestation, container signing)</w:t>
+              <w:t>Directly matches Book 15's Syft/SBOM/signing pipeline (CycloneDX, attestation, container signing)</w:t>
             </w:r>
           </w:p>
         </w:tc>
@@ -2819,7 +2819,7 @@
               <w:rPr>
                 <w:sz w:val="18"/>
               </w:rPr>
-              <w:t>13</w:t>
+              <w:t>16</w:t>
             </w:r>
           </w:p>
         </w:tc>
@@ -2833,7 +2833,7 @@
               <w:rPr>
                 <w:sz w:val="18"/>
               </w:rPr>
-              <w:t>CISM / CRISC governance and risk tracks for Book 13 program-management roles</w:t>
+              <w:t>CISM / CRISC governance and risk tracks for Book 16 program-management roles</w:t>
             </w:r>
           </w:p>
         </w:tc>
@@ -2877,7 +2877,7 @@
               <w:rPr>
                 <w:sz w:val="18"/>
               </w:rPr>
-              <w:t>14</w:t>
+              <w:t>17</w:t>
             </w:r>
           </w:p>
         </w:tc>
@@ -2891,7 +2891,7 @@
               <w:rPr>
                 <w:sz w:val="18"/>
               </w:rPr>
-              <w:t>CIPP/US and CIPM privacy training for the Book 14 PT-family work (Privacy Act, SORN, PIA practice)</w:t>
+              <w:t>CIPP/US and CIPM privacy training for the Book 17 PT-family work (Privacy Act, SORN, PIA practice)</w:t>
             </w:r>
           </w:p>
         </w:tc>
@@ -2935,7 +2935,7 @@
               <w:rPr>
                 <w:sz w:val="18"/>
               </w:rPr>
-              <w:t>10, 13</w:t>
+              <w:t>13, 16</w:t>
             </w:r>
           </w:p>
         </w:tc>
@@ -3029,7 +3029,7 @@
         <w:rPr>
           <w:sz w:val="22"/>
         </w:rPr>
-        <w:t xml:space="preserve"> — DHS/CISA Continuous Diagnostics and Mitigation training for the Book 08 KEV-upload workflow.</w:t>
+        <w:t xml:space="preserve"> — DHS/CISA Continuous Diagnostics and Mitigation training for the Book 11 KEV-upload workflow.</w:t>
       </w:r>
     </w:p>
     <w:p>
@@ -3047,7 +3047,7 @@
         <w:rPr>
           <w:sz w:val="22"/>
         </w:rPr>
-        <w:t xml:space="preserve"> — Book 15 names them in its delivery trade-space; verify their training/academy portals and GCC suitability before adding rows.</w:t>
+        <w:t xml:space="preserve"> — Book 18 names them in its delivery trade-space; verify their training/academy portals and GCC suitability before adding rows.</w:t>
       </w:r>
     </w:p>
     <w:p>
